--- a/landing/src/content/docs/start/install.md.docx
+++ b/landing/src/content/docs/start/install.md.docx
@@ -85,6 +85,7 @@
           <w:numId w:val="2"/>
         </w:numPr>
         <w:ind w:left="720" w:hanging="360"/>
+        <w:rPr/>
       </w:pPr>
       <w:r>
         <w:rPr>
@@ -100,6 +101,7 @@
           <w:numId w:val="2"/>
         </w:numPr>
         <w:ind w:left="720" w:hanging="360"/>
+        <w:rPr/>
       </w:pPr>
       <w:r>
         <w:rPr>
@@ -115,6 +117,7 @@
           <w:numId w:val="2"/>
         </w:numPr>
         <w:ind w:left="720" w:hanging="360"/>
+        <w:rPr/>
       </w:pPr>
       <w:r>
         <w:rPr>
@@ -130,6 +133,7 @@
           <w:numId w:val="2"/>
         </w:numPr>
         <w:ind w:left="720" w:hanging="360"/>
+        <w:rPr/>
       </w:pPr>
       <w:r>
         <w:rPr>
@@ -145,6 +149,7 @@
           <w:numId w:val="2"/>
         </w:numPr>
         <w:ind w:left="720" w:hanging="360"/>
+        <w:rPr/>
       </w:pPr>
       <w:r>
         <w:rPr>
@@ -226,7 +231,7 @@
         <w:rPr>
           <w:rtl w:val="0"/>
         </w:rPr>
-        <w:t xml:space="preserve">There is no public download page, app store listing, or GitHub release funnel for Agent V. You run a local </w:t>
+        <w:t xml:space="preserve">There is no public download page or app store listing. Tagged GitHub Releases publish installers at https://github.com/vyotiqai/vyotiq/releases/latest. You run a local </w:t>
       </w:r>
       <w:r>
         <w:rPr>
@@ -326,7 +331,7 @@
         <w:pStyle w:val="Heading2"/>
         <w:rPr/>
       </w:pPr>
-      <w:bookmarkStart w:colFirst="0" w:colLast="0" w:name="_mlejlgybdvd" w:id="0"/>
+      <w:bookmarkStart w:colFirst="0" w:colLast="0" w:name="_44usbmqqfi3o" w:id="0"/>
       <w:bookmarkEnd w:id="0"/>
       <w:r>
         <w:rPr>
@@ -570,7 +575,7 @@
         <w:pStyle w:val="Heading2"/>
         <w:rPr/>
       </w:pPr>
-      <w:bookmarkStart w:colFirst="0" w:colLast="0" w:name="_y4htp5lh0mfv" w:id="1"/>
+      <w:bookmarkStart w:colFirst="0" w:colLast="0" w:name="_jkfii4kdx39p" w:id="1"/>
       <w:bookmarkEnd w:id="1"/>
       <w:r>
         <w:rPr>
@@ -1289,6 +1294,7 @@
           <w:numId w:val="2"/>
         </w:numPr>
         <w:ind w:left="720" w:hanging="360"/>
+        <w:rPr/>
       </w:pPr>
       <w:r>
         <w:rPr>
@@ -1317,6 +1323,7 @@
           <w:numId w:val="2"/>
         </w:numPr>
         <w:ind w:left="720" w:hanging="360"/>
+        <w:rPr/>
       </w:pPr>
       <w:r>
         <w:rPr>
@@ -1345,6 +1352,7 @@
           <w:numId w:val="2"/>
         </w:numPr>
         <w:ind w:left="720" w:hanging="360"/>
+        <w:rPr/>
       </w:pPr>
       <w:r>
         <w:rPr>
@@ -1457,7 +1465,7 @@
         <w:pStyle w:val="Heading2"/>
         <w:rPr/>
       </w:pPr>
-      <w:bookmarkStart w:colFirst="0" w:colLast="0" w:name="_outnhnpkzttz" w:id="2"/>
+      <w:bookmarkStart w:colFirst="0" w:colLast="0" w:name="_ua1ac2c2gz6v" w:id="2"/>
       <w:bookmarkEnd w:id="2"/>
       <w:r>
         <w:rPr>
@@ -1473,6 +1481,7 @@
           <w:numId w:val="3"/>
         </w:numPr>
         <w:ind w:left="720" w:hanging="360"/>
+        <w:rPr/>
       </w:pPr>
       <w:r>
         <w:rPr>
@@ -1516,6 +1525,7 @@
           <w:numId w:val="3"/>
         </w:numPr>
         <w:ind w:left="720" w:hanging="360"/>
+        <w:rPr/>
       </w:pPr>
       <w:r>
         <w:rPr>
@@ -1545,6 +1555,7 @@
           <w:numId w:val="3"/>
         </w:numPr>
         <w:ind w:left="720" w:hanging="360"/>
+        <w:rPr/>
       </w:pPr>
       <w:r>
         <w:rPr>
@@ -1560,6 +1571,7 @@
           <w:numId w:val="3"/>
         </w:numPr>
         <w:ind w:left="720" w:hanging="360"/>
+        <w:rPr/>
       </w:pPr>
       <w:r>
         <w:rPr>
@@ -1665,7 +1677,7 @@
         <w:pStyle w:val="Heading2"/>
         <w:rPr/>
       </w:pPr>
-      <w:bookmarkStart w:colFirst="0" w:colLast="0" w:name="_wfw3ydccqsk9" w:id="3"/>
+      <w:bookmarkStart w:colFirst="0" w:colLast="0" w:name="_5lghpkqy1upb" w:id="3"/>
       <w:bookmarkEnd w:id="3"/>
       <w:r>
         <w:rPr>
@@ -1681,6 +1693,7 @@
           <w:numId w:val="1"/>
         </w:numPr>
         <w:ind w:left="720" w:hanging="360"/>
+        <w:rPr/>
       </w:pPr>
       <w:r>
         <w:rPr>
@@ -1710,6 +1723,7 @@
           <w:numId w:val="1"/>
         </w:numPr>
         <w:ind w:left="720" w:hanging="360"/>
+        <w:rPr/>
       </w:pPr>
       <w:r>
         <w:rPr>
@@ -1739,6 +1753,7 @@
           <w:numId w:val="1"/>
         </w:numPr>
         <w:ind w:left="720" w:hanging="360"/>
+        <w:rPr/>
       </w:pPr>
       <w:r>
         <w:rPr>
@@ -1780,21 +1795,7 @@
         <w:rPr>
           <w:rtl w:val="0"/>
         </w:rPr>
-        <w:t xml:space="preserve">The current package configuration does not notarize the DMG (</w:t>
-      </w:r>
-      <w:r>
-        <w:rPr>
-          <w:rFonts w:ascii="Roboto Mono" w:cs="Roboto Mono" w:eastAsia="Roboto Mono" w:hAnsi="Roboto Mono"/>
-          <w:color w:val="188038"/>
-          <w:rtl w:val="0"/>
-        </w:rPr>
-        <w:t xml:space="preserve">notarize: false</w:t>
-      </w:r>
-      <w:r>
-        <w:rPr>
-          <w:rtl w:val="0"/>
-        </w:rPr>
-        <w:t xml:space="preserve">). macOS can therefore require an explicit confirmation before first launch.</w:t>
+        <w:t xml:space="preserve">The current package configuration leaves notarize: false for local packs. GitHub Releases notarize the macOS DMG only when Apple ID, app-specific password, and team ID secrets are present at pack time. Unsigned builds can require an explicit Gatekeeper confirmation before first launch.</w:t>
       </w:r>
     </w:p>
     <w:p>
@@ -1802,7 +1803,7 @@
         <w:pStyle w:val="Heading2"/>
         <w:rPr/>
       </w:pPr>
-      <w:bookmarkStart w:colFirst="0" w:colLast="0" w:name="_d6knstxjntpc" w:id="4"/>
+      <w:bookmarkStart w:colFirst="0" w:colLast="0" w:name="_5ozj0nv9bsfo" w:id="4"/>
       <w:bookmarkEnd w:id="4"/>
       <w:r>
         <w:rPr>
@@ -1818,6 +1819,7 @@
           <w:numId w:val="4"/>
         </w:numPr>
         <w:ind w:left="720" w:hanging="360"/>
+        <w:rPr/>
       </w:pPr>
       <w:r>
         <w:rPr>
@@ -1847,6 +1849,7 @@
           <w:numId w:val="4"/>
         </w:numPr>
         <w:ind w:left="720" w:hanging="360"/>
+        <w:rPr/>
       </w:pPr>
       <w:r>
         <w:rPr>
@@ -1876,6 +1879,7 @@
           <w:numId w:val="4"/>
         </w:numPr>
         <w:ind w:left="720" w:hanging="360"/>
+        <w:rPr/>
       </w:pPr>
       <w:r>
         <w:rPr>
@@ -1925,7 +1929,7 @@
         <w:pStyle w:val="Heading2"/>
         <w:rPr/>
       </w:pPr>
-      <w:bookmarkStart w:colFirst="0" w:colLast="0" w:name="_v7izksyol7k3" w:id="5"/>
+      <w:bookmarkStart w:colFirst="0" w:colLast="0" w:name="_rcppv0ckwe1s" w:id="5"/>
       <w:bookmarkEnd w:id="5"/>
       <w:r>
         <w:rPr>

--- a/landing/src/content/docs/start/install.md.docx
+++ b/landing/src/content/docs/start/install.md.docx
@@ -231,7 +231,7 @@
         <w:rPr>
           <w:rtl w:val="0"/>
         </w:rPr>
-        <w:t xml:space="preserve">There is no public download page or app store listing. Tagged GitHub Releases publish installers at https://github.com/vyotiqai/vyotiq/releases/latest. You run a local </w:t>
+        <w:t xml:space="preserve">There is no public download page or app store listing. Tagged GitHub Releases publish installers at https://github.com/vyotiqai/vyotiq-agent-v/releases/latest. You run a local </w:t>
       </w:r>
       <w:r>
         <w:rPr>
